--- a/8.Project Demonstration/Scalability & Future Plan.docx
+++ b/8.Project Demonstration/Scalability & Future Plan.docx
@@ -21,6 +21,11 @@
     <w:p>
       <w:r>
         <w:t>The current HDI Prediction System serves as a successful proof of concept. This document outlines how the application can scale technically, architecturally, and functionally in the future.</w:t>
+      </w:r>
+    </w:p>
+    <w:p>
+      <w:r>
+        <w:t>---</w:t>
       </w:r>
     </w:p>
     <w:p>
@@ -104,7 +109,12 @@
         <w:t>Time Series Forecasting</w:t>
       </w:r>
       <w:r>
-        <w:t>: Use LSTM networks or ARIMA models to predict future HDI trends for countries based on historical indicators.</w:t>
+        <w:t>: Use LSTM networks or ARIMA models to predict future HDI trends for countries based on historical trajectories.</w:t>
+      </w:r>
+    </w:p>
+    <w:p>
+      <w:r>
+        <w:t>---</w:t>
       </w:r>
     </w:p>
     <w:p>
@@ -203,6 +213,11 @@
     <w:p>
       <w:r>
         <w:t xml:space="preserve">  ```</w:t>
+      </w:r>
+    </w:p>
+    <w:p>
+      <w:r>
+        <w:t>---</w:t>
       </w:r>
     </w:p>
     <w:p>
